--- a/outputs/resume_devops_platform_engineer_nexus_systems_4.docx
+++ b/outputs/resume_devops_platform_engineer_nexus_systems_4.docx
@@ -28,7 +28,7 @@
           <w:sz w:val="22"/>
           <w:szCs w:val="22"/>
         </w:rPr>
-        <w:t xml:space="preserve">San Francisco, CA  •  alex.morgan@email.com  •  (415) 555-0182  •  github.com/alexmorgan  •  linkedin.com/in/alexmorgan</w:t>
+        <w:t xml:space="preserve">San Francisco, CA • alex.morgan@email.com • (415) 555-0182 • github.com/alexmorgan • linkedin.com/in/alexmorgan</w:t>
       </w:r>
     </w:p>
     <w:p>
@@ -50,19 +50,14 @@
     </w:p>
     <w:p>
       <w:pPr>
-        <w:spacing w:after="80"/>
-      </w:pPr>
-    </w:p>
-    <w:p>
-      <w:pPr>
-        <w:spacing w:after="60"/>
-      </w:pPr>
-      <w:r>
-        <w:rPr>
-          <w:sz w:val="22"/>
-          <w:szCs w:val="22"/>
-        </w:rPr>
-        <w:t xml:space="preserve">Results-driven computer science graduate with a passion for building and maintaining robust infrastructure at scale. As an aspiring DevOps / Platform Engineer, I am proficient in leveraging AWS cloud services, implementing CI/CD pipelines, and ensuring system reliability through automation and containerization.</w:t>
+        <w:spacing w:after="60"/>
+      </w:pPr>
+      <w:r>
+        <w:rPr>
+          <w:sz w:val="22"/>
+          <w:szCs w:val="22"/>
+        </w:rPr>
+        <w:t xml:space="preserve">Recent Computer Science graduate with foundational experience in building and maintaining cloud infrastructure, CI/CD pipelines, and scalable systems. Eager to contribute as a DevOps / Platform Engineer, leveraging skills in AWS, Docker, and GitHub Actions to ensure platform reliability at scale.</w:t>
       </w:r>
     </w:p>
     <w:p>
@@ -79,152 +74,55 @@
         <w:spacing w:before="240" w:after="80"/>
       </w:pPr>
       <w:r>
-        <w:t xml:space="preserve">TECHNICAL SKILLS</w:t>
-      </w:r>
-    </w:p>
-    <w:p>
-      <w:pPr>
-        <w:spacing w:after="80"/>
-      </w:pPr>
-    </w:p>
-    <w:p>
-      <w:pPr>
-        <w:spacing w:after="60"/>
-      </w:pPr>
-      <w:r>
-        <w:rPr>
-          <w:sz w:val="22"/>
-          <w:szCs w:val="22"/>
-        </w:rPr>
-        <w:t xml:space="preserve">Cloud &amp; DevOps</w:t>
-      </w:r>
-    </w:p>
-    <w:p>
-      <w:pPr>
-        <w:spacing w:after="60"/>
-      </w:pPr>
-      <w:r>
-        <w:rPr>
-          <w:sz w:val="22"/>
-          <w:szCs w:val="22"/>
-        </w:rPr>
-        <w:t xml:space="preserve">AWS (EC2, S3, Lambda), Docker, GitHub Actions, Terraform (familiarity), Kubernetes (basic understanding), Git, Linux, Bash, CI/CD, Infrastructure as Code, Cloud Monitoring (AWS CloudWatch)</w:t>
-      </w:r>
-    </w:p>
-    <w:p>
-      <w:pPr>
-        <w:spacing w:after="80"/>
-      </w:pPr>
-    </w:p>
-    <w:p>
-      <w:pPr>
-        <w:spacing w:after="60"/>
-      </w:pPr>
-      <w:r>
-        <w:rPr>
-          <w:sz w:val="22"/>
-          <w:szCs w:val="22"/>
-        </w:rPr>
-        <w:t xml:space="preserve">Languages</w:t>
-      </w:r>
-    </w:p>
-    <w:p>
-      <w:pPr>
-        <w:spacing w:after="60"/>
-      </w:pPr>
-      <w:r>
-        <w:rPr>
-          <w:sz w:val="22"/>
-          <w:szCs w:val="22"/>
-        </w:rPr>
-        <w:t xml:space="preserve">Python, Bash, JavaScript, Java, SQL</w:t>
-      </w:r>
-    </w:p>
-    <w:p>
-      <w:pPr>
-        <w:spacing w:after="80"/>
-      </w:pPr>
-    </w:p>
-    <w:p>
-      <w:pPr>
-        <w:spacing w:after="60"/>
-      </w:pPr>
-      <w:r>
-        <w:rPr>
-          <w:sz w:val="22"/>
-          <w:szCs w:val="22"/>
-        </w:rPr>
-        <w:t xml:space="preserve">Databases</w:t>
-      </w:r>
-    </w:p>
-    <w:p>
-      <w:pPr>
-        <w:spacing w:after="60"/>
-      </w:pPr>
-      <w:r>
-        <w:rPr>
-          <w:sz w:val="22"/>
-          <w:szCs w:val="22"/>
-        </w:rPr>
-        <w:t xml:space="preserve">PostgreSQL, Redis</w:t>
-      </w:r>
-    </w:p>
-    <w:p>
-      <w:pPr>
-        <w:spacing w:after="80"/>
-      </w:pPr>
-    </w:p>
-    <w:p>
-      <w:pPr>
-        <w:spacing w:after="60"/>
-      </w:pPr>
-      <w:r>
-        <w:rPr>
-          <w:sz w:val="22"/>
-          <w:szCs w:val="22"/>
-        </w:rPr>
-        <w:t xml:space="preserve">Frameworks</w:t>
-      </w:r>
-    </w:p>
-    <w:p>
-      <w:pPr>
-        <w:spacing w:after="60"/>
-      </w:pPr>
-      <w:r>
-        <w:rPr>
-          <w:sz w:val="22"/>
-          <w:szCs w:val="22"/>
-        </w:rPr>
-        <w:t xml:space="preserve">FastAPI, Node.js</w:t>
-      </w:r>
-    </w:p>
-    <w:p>
-      <w:pPr>
-        <w:spacing w:after="80"/>
-      </w:pPr>
-    </w:p>
-    <w:p>
-      <w:pPr>
-        <w:spacing w:after="60"/>
-      </w:pPr>
-      <w:r>
-        <w:rPr>
-          <w:sz w:val="22"/>
-          <w:szCs w:val="22"/>
-        </w:rPr>
-        <w:t xml:space="preserve">Tools</w:t>
-      </w:r>
-    </w:p>
-    <w:p>
-      <w:pPr>
-        <w:spacing w:after="60"/>
-      </w:pPr>
-      <w:r>
-        <w:rPr>
-          <w:sz w:val="22"/>
-          <w:szCs w:val="22"/>
-        </w:rPr>
-        <w:t xml:space="preserve">VS Code, Jira</w:t>
+        <w:t xml:space="preserve">SKILLS</w:t>
+      </w:r>
+    </w:p>
+    <w:p>
+      <w:pPr>
+        <w:spacing w:after="60"/>
+      </w:pPr>
+      <w:r>
+        <w:rPr>
+          <w:sz w:val="22"/>
+          <w:szCs w:val="22"/>
+        </w:rPr>
+        <w:t xml:space="preserve">CLOUD INFRASTRUCTURE &amp; DEVOPS: AWS (EC2, S3, Lambda), Docker, GitHub Actions (CI/CD), Terraform, Infrastructure as Code (IaC), Observability (CloudWatch)</w:t>
+      </w:r>
+    </w:p>
+    <w:p>
+      <w:pPr>
+        <w:spacing w:after="60"/>
+      </w:pPr>
+      <w:r>
+        <w:rPr>
+          <w:sz w:val="22"/>
+          <w:szCs w:val="22"/>
+        </w:rPr>
+        <w:t xml:space="preserve">PROGRAMMING &amp; SCRIPTING: Python, Bash, SQL, JavaScript</w:t>
+      </w:r>
+    </w:p>
+    <w:p>
+      <w:pPr>
+        <w:spacing w:after="60"/>
+      </w:pPr>
+      <w:r>
+        <w:rPr>
+          <w:sz w:val="22"/>
+          <w:szCs w:val="22"/>
+        </w:rPr>
+        <w:t xml:space="preserve">DATABASES: PostgreSQL, MySQL, Redis</w:t>
+      </w:r>
+    </w:p>
+    <w:p>
+      <w:pPr>
+        <w:spacing w:after="60"/>
+      </w:pPr>
+      <w:r>
+        <w:rPr>
+          <w:sz w:val="22"/>
+          <w:szCs w:val="22"/>
+        </w:rPr>
+        <w:t xml:space="preserve">TOOLS: Git, Linux, Jira</w:t>
       </w:r>
     </w:p>
     <w:p>
@@ -241,123 +139,108 @@
         <w:spacing w:before="240" w:after="80"/>
       </w:pPr>
       <w:r>
-        <w:t xml:space="preserve">WORK EXPERIENCE</w:t>
-      </w:r>
-    </w:p>
-    <w:p>
-      <w:pPr>
-        <w:spacing w:after="80"/>
-      </w:pPr>
-    </w:p>
-    <w:p>
-      <w:pPr>
-        <w:spacing w:after="60"/>
-      </w:pPr>
-      <w:r>
-        <w:rPr>
-          <w:sz w:val="22"/>
-          <w:szCs w:val="22"/>
-        </w:rPr>
-        <w:t xml:space="preserve">Software Engineering Intern  |  DataBridge Inc.</w:t>
-      </w:r>
-    </w:p>
-    <w:p>
-      <w:pPr>
-        <w:spacing w:after="60"/>
-      </w:pPr>
-      <w:r>
-        <w:rPr>
-          <w:sz w:val="22"/>
-          <w:szCs w:val="22"/>
-        </w:rPr>
-        <w:t xml:space="preserve">June 2023 – August 2023  |  Remote</w:t>
-      </w:r>
-    </w:p>
-    <w:p>
-      <w:pPr>
-        <w:spacing w:after="80"/>
-      </w:pPr>
-    </w:p>
-    <w:p>
-      <w:pPr>
-        <w:spacing w:after="60"/>
-      </w:pPr>
-      <w:r>
-        <w:rPr>
-          <w:sz w:val="22"/>
-          <w:szCs w:val="22"/>
-        </w:rPr>
-        <w:t xml:space="preserve">*   Developed and deployed a scalable FastAPI microservice, leveraging Docker containerization for consistent environments and API gateway integration, streamlining data ingestion and reducing manual processing time by 60%.</w:t>
-      </w:r>
-    </w:p>
-    <w:p>
-      <w:pPr>
-        <w:spacing w:after="60"/>
-      </w:pPr>
-      <w:r>
-        <w:rPr>
-          <w:sz w:val="22"/>
-          <w:szCs w:val="22"/>
-        </w:rPr>
-        <w:t xml:space="preserve">*   Implemented robust unit and integration tests, achieving 85% code coverage, as part of continuous integration practices to ensure software reliability and prevent regressions.</w:t>
-      </w:r>
-    </w:p>
-    <w:p>
-      <w:pPr>
-        <w:spacing w:after="60"/>
-      </w:pPr>
-      <w:r>
-        <w:rPr>
-          <w:sz w:val="22"/>
-          <w:szCs w:val="22"/>
-        </w:rPr>
-        <w:t xml:space="preserve">*   Collaborated effectively in bi-weekly sprints and daily standups within a cross-functional team of 8 engineers.</w:t>
-      </w:r>
-    </w:p>
-    <w:p>
-      <w:pPr>
-        <w:spacing w:after="80"/>
-      </w:pPr>
-    </w:p>
-    <w:p>
-      <w:pPr>
-        <w:spacing w:after="60"/>
-      </w:pPr>
-      <w:r>
-        <w:rPr>
-          <w:sz w:val="22"/>
-          <w:szCs w:val="22"/>
-        </w:rPr>
-        <w:t xml:space="preserve">Undergraduate Research Assistant  |  UC Berkeley NLP Lab</w:t>
-      </w:r>
-    </w:p>
-    <w:p>
-      <w:pPr>
-        <w:spacing w:after="60"/>
-      </w:pPr>
-      <w:r>
-        <w:rPr>
-          <w:sz w:val="22"/>
-          <w:szCs w:val="22"/>
-        </w:rPr>
-        <w:t xml:space="preserve">January 2023 – May 2023  |  Berkeley, CA</w:t>
-      </w:r>
-    </w:p>
-    <w:p>
-      <w:pPr>
-        <w:spacing w:after="80"/>
-      </w:pPr>
-    </w:p>
-    <w:p>
-      <w:pPr>
-        <w:spacing w:after="60"/>
-      </w:pPr>
-      <w:r>
-        <w:rPr>
-          <w:sz w:val="22"/>
-          <w:szCs w:val="22"/>
-        </w:rPr>
-        <w:t xml:space="preserve">*   Automated a data preprocessing pipeline using Python, reducing preparation time by over 90% (from 6 hours to under 30 minutes), demonstrating strong scripting and pipeline optimization skills.</w:t>
+        <w:t xml:space="preserve">EXPERIENCE</w:t>
+      </w:r>
+    </w:p>
+    <w:p>
+      <w:pPr>
+        <w:spacing w:after="60"/>
+      </w:pPr>
+      <w:r>
+        <w:rPr>
+          <w:sz w:val="22"/>
+          <w:szCs w:val="22"/>
+        </w:rPr>
+        <w:t xml:space="preserve">Software Engineering Intern | DataBridge Inc.</w:t>
+      </w:r>
+    </w:p>
+    <w:p>
+      <w:pPr>
+        <w:spacing w:after="60"/>
+      </w:pPr>
+      <w:r>
+        <w:rPr>
+          <w:sz w:val="22"/>
+          <w:szCs w:val="22"/>
+        </w:rPr>
+        <w:t xml:space="preserve">June 2023 – August 2023 | Remote</w:t>
+      </w:r>
+    </w:p>
+    <w:p>
+      <w:pPr>
+        <w:spacing w:after="60"/>
+      </w:pPr>
+      <w:r>
+        <w:rPr>
+          <w:sz w:val="22"/>
+          <w:szCs w:val="22"/>
+        </w:rPr>
+        <w:t xml:space="preserve">*   Developed a FastAPI microservice, contributing to scalable backend infrastructure for data ingestion and normalization, reducing manual processing time by 60%.</w:t>
+      </w:r>
+    </w:p>
+    <w:p>
+      <w:pPr>
+        <w:spacing w:after="60"/>
+      </w:pPr>
+      <w:r>
+        <w:rPr>
+          <w:sz w:val="22"/>
+          <w:szCs w:val="22"/>
+        </w:rPr>
+        <w:t xml:space="preserve">*   Implemented comprehensive unit and integration tests, achieving 85% code coverage to ensure system reliability and support CI/CD practices.</w:t>
+      </w:r>
+    </w:p>
+    <w:p>
+      <w:pPr>
+        <w:spacing w:after="60"/>
+      </w:pPr>
+      <w:r>
+        <w:rPr>
+          <w:sz w:val="22"/>
+          <w:szCs w:val="22"/>
+        </w:rPr>
+        <w:t xml:space="preserve">*   Actively participated in Agile development cycles (Jira, daily standups) within a cross-functional team of 8, contributing to efficient software delivery.</w:t>
+      </w:r>
+    </w:p>
+    <w:p>
+      <w:pPr>
+        <w:spacing w:after="80"/>
+      </w:pPr>
+    </w:p>
+    <w:p>
+      <w:pPr>
+        <w:spacing w:after="60"/>
+      </w:pPr>
+      <w:r>
+        <w:rPr>
+          <w:sz w:val="22"/>
+          <w:szCs w:val="22"/>
+        </w:rPr>
+        <w:t xml:space="preserve">Undergraduate Research Assistant | UC Berkeley NLP Lab</w:t>
+      </w:r>
+    </w:p>
+    <w:p>
+      <w:pPr>
+        <w:spacing w:after="60"/>
+      </w:pPr>
+      <w:r>
+        <w:rPr>
+          <w:sz w:val="22"/>
+          <w:szCs w:val="22"/>
+        </w:rPr>
+        <w:t xml:space="preserve">January 2023 – May 2023 | Berkeley, CA</w:t>
+      </w:r>
+    </w:p>
+    <w:p>
+      <w:pPr>
+        <w:spacing w:after="60"/>
+      </w:pPr>
+      <w:r>
+        <w:rPr>
+          <w:sz w:val="22"/>
+          <w:szCs w:val="22"/>
+        </w:rPr>
+        <w:t xml:space="preserve">*   Automated a data preprocessing pipeline, significantly improving operational efficiency by reducing preparation time from 6 hours to under 30 minutes.</w:t>
       </w:r>
     </w:p>
     <w:p>
@@ -379,82 +262,67 @@
     </w:p>
     <w:p>
       <w:pPr>
-        <w:spacing w:after="80"/>
-      </w:pPr>
-    </w:p>
-    <w:p>
-      <w:pPr>
-        <w:spacing w:after="60"/>
-      </w:pPr>
-      <w:r>
-        <w:rPr>
-          <w:sz w:val="22"/>
-          <w:szCs w:val="22"/>
-        </w:rPr>
-        <w:t xml:space="preserve">JobTracker — Full Stack Web App  github.com/alexmorgan/jobtracker</w:t>
-      </w:r>
-    </w:p>
-    <w:p>
-      <w:pPr>
-        <w:spacing w:after="80"/>
-      </w:pPr>
-    </w:p>
-    <w:p>
-      <w:pPr>
-        <w:spacing w:after="60"/>
-      </w:pPr>
-      <w:r>
-        <w:rPr>
-          <w:sz w:val="22"/>
-          <w:szCs w:val="22"/>
-        </w:rPr>
-        <w:t xml:space="preserve">*   Orchestrated a CI/CD pipeline using GitHub Actions for automated testing and deployment to AWS EC2, including Nginx reverse proxy configuration for efficient traffic management and secure access.</w:t>
-      </w:r>
-    </w:p>
-    <w:p>
-      <w:pPr>
-        <w:spacing w:after="60"/>
-      </w:pPr>
-      <w:r>
-        <w:rPr>
-          <w:sz w:val="22"/>
-          <w:szCs w:val="22"/>
-        </w:rPr>
-        <w:t xml:space="preserve">*   Implemented JWT-based authentication and role-based access control for a PostgreSQL-backed application.</w:t>
-      </w:r>
-    </w:p>
-    <w:p>
-      <w:pPr>
-        <w:spacing w:after="80"/>
-      </w:pPr>
-    </w:p>
-    <w:p>
-      <w:pPr>
-        <w:spacing w:after="60"/>
-      </w:pPr>
-      <w:r>
-        <w:rPr>
-          <w:sz w:val="22"/>
-          <w:szCs w:val="22"/>
-        </w:rPr>
-        <w:t xml:space="preserve">SentimentLens — ML Pipeline  github.com/alexmorgan/sentimentlens</w:t>
-      </w:r>
-    </w:p>
-    <w:p>
-      <w:pPr>
-        <w:spacing w:after="80"/>
-      </w:pPr>
-    </w:p>
-    <w:p>
-      <w:pPr>
-        <w:spacing w:after="60"/>
-      </w:pPr>
-      <w:r>
-        <w:rPr>
-          <w:sz w:val="22"/>
-          <w:szCs w:val="22"/>
-        </w:rPr>
-        <w:t xml:space="preserve">*   Containerized a machine learning inference service using Docker, exposing it via a FastAPI endpoint, showcasing robust service deployment practices.</w:t>
+        <w:spacing w:after="60"/>
+      </w:pPr>
+      <w:r>
+        <w:rPr>
+          <w:sz w:val="22"/>
+          <w:szCs w:val="22"/>
+        </w:rPr>
+        <w:t xml:space="preserve">JobTracker — Full Stack Web App github.com/alexmorgan/jobtracker</w:t>
+      </w:r>
+    </w:p>
+    <w:p>
+      <w:pPr>
+        <w:spacing w:after="60"/>
+      </w:pPr>
+      <w:r>
+        <w:rPr>
+          <w:sz w:val="22"/>
+          <w:szCs w:val="22"/>
+        </w:rPr>
+        <w:t xml:space="preserve">*   Engineered a full-stack application (React, Node.js, PostgreSQL) demonstrating end-to-end system development.</w:t>
+      </w:r>
+    </w:p>
+    <w:p>
+      <w:pPr>
+        <w:spacing w:after="60"/>
+      </w:pPr>
+      <w:r>
+        <w:rPr>
+          <w:sz w:val="22"/>
+          <w:szCs w:val="22"/>
+        </w:rPr>
+        <w:t xml:space="preserve">*   Implemented automated CI/CD pipelines using GitHub Actions for seamless deployment to AWS EC2, including Nginx for traffic management, ensuring system reliability and availability.</w:t>
+      </w:r>
+    </w:p>
+    <w:p>
+      <w:pPr>
+        <w:spacing w:after="80"/>
+      </w:pPr>
+    </w:p>
+    <w:p>
+      <w:pPr>
+        <w:spacing w:after="60"/>
+      </w:pPr>
+      <w:r>
+        <w:rPr>
+          <w:sz w:val="22"/>
+          <w:szCs w:val="22"/>
+        </w:rPr>
+        <w:t xml:space="preserve">SentimentLens — ML Pipeline github.com/alexmorgan/sentimentlens</w:t>
+      </w:r>
+    </w:p>
+    <w:p>
+      <w:pPr>
+        <w:spacing w:after="60"/>
+      </w:pPr>
+      <w:r>
+        <w:rPr>
+          <w:sz w:val="22"/>
+          <w:szCs w:val="22"/>
+        </w:rPr>
+        <w:t xml:space="preserve">*   Containerized an inference API using Docker, demonstrating experience with scalable service deployment and management.</w:t>
       </w:r>
     </w:p>
     <w:p>
@@ -476,43 +344,38 @@
     </w:p>
     <w:p>
       <w:pPr>
-        <w:spacing w:after="80"/>
-      </w:pPr>
-    </w:p>
-    <w:p>
-      <w:pPr>
-        <w:spacing w:after="60"/>
-      </w:pPr>
-      <w:r>
-        <w:rPr>
-          <w:sz w:val="22"/>
-          <w:szCs w:val="22"/>
-        </w:rPr>
-        <w:t xml:space="preserve">University of California, Berkeley  —  B.S. Computer Science</w:t>
-      </w:r>
-    </w:p>
-    <w:p>
-      <w:pPr>
-        <w:spacing w:after="60"/>
-      </w:pPr>
-      <w:r>
-        <w:rPr>
-          <w:sz w:val="22"/>
-          <w:szCs w:val="22"/>
-        </w:rPr>
-        <w:t xml:space="preserve">Graduated May 2024  |  GPA: 3.7 / 4.0  |  Dean's List (4 semesters)</w:t>
-      </w:r>
-    </w:p>
-    <w:p>
-      <w:pPr>
-        <w:spacing w:after="60"/>
-      </w:pPr>
-      <w:r>
-        <w:rPr>
-          <w:sz w:val="22"/>
-          <w:szCs w:val="22"/>
-        </w:rPr>
-        <w:t xml:space="preserve">Relevant Coursework: Operating Systems, Distributed Systems, Database Systems, Computer Networks</w:t>
+        <w:spacing w:after="60"/>
+      </w:pPr>
+      <w:r>
+        <w:rPr>
+          <w:sz w:val="22"/>
+          <w:szCs w:val="22"/>
+        </w:rPr>
+        <w:t xml:space="preserve">University of California, Berkeley — B.S. Computer Science</w:t>
+      </w:r>
+    </w:p>
+    <w:p>
+      <w:pPr>
+        <w:spacing w:after="60"/>
+      </w:pPr>
+      <w:r>
+        <w:rPr>
+          <w:sz w:val="22"/>
+          <w:szCs w:val="22"/>
+        </w:rPr>
+        <w:t xml:space="preserve">Graduated May 2024 | GPA: 3.7 / 4.0 | Dean's List (4 semesters)</w:t>
+      </w:r>
+    </w:p>
+    <w:p>
+      <w:pPr>
+        <w:spacing w:after="60"/>
+      </w:pPr>
+      <w:r>
+        <w:rPr>
+          <w:sz w:val="22"/>
+          <w:szCs w:val="22"/>
+        </w:rPr>
+        <w:t xml:space="preserve">Relevant Coursework: Data Structures &amp; Algorithms, Operating Systems, Distributed Systems, Database Systems, Computer Networks</w:t>
       </w:r>
     </w:p>
     <w:p>
@@ -546,11 +409,6 @@
     </w:p>
     <w:p>
       <w:pPr>
-        <w:spacing w:after="80"/>
-      </w:pPr>
-    </w:p>
-    <w:p>
-      <w:pPr>
         <w:spacing w:after="60"/>
       </w:pPr>
       <w:r>
@@ -559,6 +417,18 @@
           <w:szCs w:val="22"/>
         </w:rPr>
         <w:t xml:space="preserve">AWS Certified Cloud Practitioner (2023)</w:t>
+      </w:r>
+    </w:p>
+    <w:p>
+      <w:pPr>
+        <w:spacing w:after="60"/>
+      </w:pPr>
+      <w:r>
+        <w:rPr>
+          <w:sz w:val="22"/>
+          <w:szCs w:val="22"/>
+        </w:rPr>
+        <w:t xml:space="preserve">HackerRank Problem Solving — Gold Badge</w:t>
       </w:r>
     </w:p>
     <w:p>

--- a/outputs/resume_devops_platform_engineer_nexus_systems_4.docx
+++ b/outputs/resume_devops_platform_engineer_nexus_systems_4.docx
@@ -28,7 +28,7 @@
           <w:sz w:val="22"/>
           <w:szCs w:val="22"/>
         </w:rPr>
-        <w:t xml:space="preserve">San Francisco, CA • alex.morgan@email.com • (415) 555-0182 • github.com/alexmorgan • linkedin.com/in/alexmorgan</w:t>
+        <w:t xml:space="preserve">San Francisco, CA  •  alex.morgan@email.com  •  (415) 555-0182  •  github.com/alexmorgan  •  linkedin.com/in/alexmorgan</w:t>
       </w:r>
     </w:p>
     <w:p>
@@ -50,14 +50,19 @@
     </w:p>
     <w:p>
       <w:pPr>
-        <w:spacing w:after="60"/>
-      </w:pPr>
-      <w:r>
-        <w:rPr>
-          <w:sz w:val="22"/>
-          <w:szCs w:val="22"/>
-        </w:rPr>
-        <w:t xml:space="preserve">Recent Computer Science graduate with foundational experience in building and maintaining cloud infrastructure, CI/CD pipelines, and scalable systems. Eager to contribute as a DevOps / Platform Engineer, leveraging skills in AWS, Docker, and GitHub Actions to ensure platform reliability at scale.</w:t>
+        <w:spacing w:after="80"/>
+      </w:pPr>
+    </w:p>
+    <w:p>
+      <w:pPr>
+        <w:spacing w:after="60"/>
+      </w:pPr>
+      <w:r>
+        <w:rPr>
+          <w:sz w:val="22"/>
+          <w:szCs w:val="22"/>
+        </w:rPr>
+        <w:t xml:space="preserve">Results-oriented Computer Science graduate with hands-on experience building and maintaining robust cloud infrastructure. Seeking a DevOps / Platform Engineer role at Nexus Systems to drive platform reliability at scale. Proven ability to own CI/CD pipelines, manage cloud resources (AWS, Docker, Terraform), and contribute to an effective observability stack.</w:t>
       </w:r>
     </w:p>
     <w:p>
@@ -79,50 +84,67 @@
     </w:p>
     <w:p>
       <w:pPr>
-        <w:spacing w:after="60"/>
-      </w:pPr>
-      <w:r>
-        <w:rPr>
-          <w:sz w:val="22"/>
-          <w:szCs w:val="22"/>
-        </w:rPr>
-        <w:t xml:space="preserve">CLOUD INFRASTRUCTURE &amp; DEVOPS: AWS (EC2, S3, Lambda), Docker, GitHub Actions (CI/CD), Terraform, Infrastructure as Code (IaC), Observability (CloudWatch)</w:t>
-      </w:r>
-    </w:p>
-    <w:p>
-      <w:pPr>
-        <w:spacing w:after="60"/>
-      </w:pPr>
-      <w:r>
-        <w:rPr>
-          <w:sz w:val="22"/>
-          <w:szCs w:val="22"/>
-        </w:rPr>
-        <w:t xml:space="preserve">PROGRAMMING &amp; SCRIPTING: Python, Bash, SQL, JavaScript</w:t>
-      </w:r>
-    </w:p>
-    <w:p>
-      <w:pPr>
-        <w:spacing w:after="60"/>
-      </w:pPr>
-      <w:r>
-        <w:rPr>
-          <w:sz w:val="22"/>
-          <w:szCs w:val="22"/>
-        </w:rPr>
-        <w:t xml:space="preserve">DATABASES: PostgreSQL, MySQL, Redis</w:t>
-      </w:r>
-    </w:p>
-    <w:p>
-      <w:pPr>
-        <w:spacing w:after="60"/>
-      </w:pPr>
-      <w:r>
-        <w:rPr>
-          <w:sz w:val="22"/>
-          <w:szCs w:val="22"/>
-        </w:rPr>
-        <w:t xml:space="preserve">TOOLS: Git, Linux, Jira</w:t>
+        <w:spacing w:after="80"/>
+      </w:pPr>
+    </w:p>
+    <w:p>
+      <w:pPr>
+        <w:spacing w:after="60"/>
+      </w:pPr>
+      <w:r>
+        <w:rPr>
+          <w:sz w:val="22"/>
+          <w:szCs w:val="22"/>
+        </w:rPr>
+        <w:t xml:space="preserve">Cloud &amp; Infrastructure: AWS (EC2, S3, Lambda), Docker, Terraform, Linux</w:t>
+      </w:r>
+    </w:p>
+    <w:p>
+      <w:pPr>
+        <w:spacing w:after="60"/>
+      </w:pPr>
+      <w:r>
+        <w:rPr>
+          <w:sz w:val="22"/>
+          <w:szCs w:val="22"/>
+        </w:rPr>
+        <w:t xml:space="preserve">CI/CD &amp; Version Control: GitHub Actions, Git</w:t>
+      </w:r>
+    </w:p>
+    <w:p>
+      <w:pPr>
+        <w:spacing w:after="60"/>
+      </w:pPr>
+      <w:r>
+        <w:rPr>
+          <w:sz w:val="22"/>
+          <w:szCs w:val="22"/>
+        </w:rPr>
+        <w:t xml:space="preserve">Languages &amp; Scripting: Python, Bash, SQL</w:t>
+      </w:r>
+    </w:p>
+    <w:p>
+      <w:pPr>
+        <w:spacing w:after="60"/>
+      </w:pPr>
+      <w:r>
+        <w:rPr>
+          <w:sz w:val="22"/>
+          <w:szCs w:val="22"/>
+        </w:rPr>
+        <w:t xml:space="preserve">Databases: PostgreSQL, MySQL, Redis</w:t>
+      </w:r>
+    </w:p>
+    <w:p>
+      <w:pPr>
+        <w:spacing w:after="60"/>
+      </w:pPr>
+      <w:r>
+        <w:rPr>
+          <w:sz w:val="22"/>
+          <w:szCs w:val="22"/>
+        </w:rPr>
+        <w:t xml:space="preserve">Tools: Jira, VS Code</w:t>
       </w:r>
     </w:p>
     <w:p>
@@ -144,103 +166,120 @@
     </w:p>
     <w:p>
       <w:pPr>
-        <w:spacing w:after="60"/>
-      </w:pPr>
-      <w:r>
-        <w:rPr>
-          <w:sz w:val="22"/>
-          <w:szCs w:val="22"/>
-        </w:rPr>
-        <w:t xml:space="preserve">Software Engineering Intern | DataBridge Inc.</w:t>
-      </w:r>
-    </w:p>
-    <w:p>
-      <w:pPr>
-        <w:spacing w:after="60"/>
-      </w:pPr>
-      <w:r>
-        <w:rPr>
-          <w:sz w:val="22"/>
-          <w:szCs w:val="22"/>
-        </w:rPr>
-        <w:t xml:space="preserve">June 2023 – August 2023 | Remote</w:t>
-      </w:r>
-    </w:p>
-    <w:p>
-      <w:pPr>
-        <w:spacing w:after="60"/>
-      </w:pPr>
-      <w:r>
-        <w:rPr>
-          <w:sz w:val="22"/>
-          <w:szCs w:val="22"/>
-        </w:rPr>
-        <w:t xml:space="preserve">*   Developed a FastAPI microservice, contributing to scalable backend infrastructure for data ingestion and normalization, reducing manual processing time by 60%.</w:t>
-      </w:r>
-    </w:p>
-    <w:p>
-      <w:pPr>
-        <w:spacing w:after="60"/>
-      </w:pPr>
-      <w:r>
-        <w:rPr>
-          <w:sz w:val="22"/>
-          <w:szCs w:val="22"/>
-        </w:rPr>
-        <w:t xml:space="preserve">*   Implemented comprehensive unit and integration tests, achieving 85% code coverage to ensure system reliability and support CI/CD practices.</w:t>
-      </w:r>
-    </w:p>
-    <w:p>
-      <w:pPr>
-        <w:spacing w:after="60"/>
-      </w:pPr>
-      <w:r>
-        <w:rPr>
-          <w:sz w:val="22"/>
-          <w:szCs w:val="22"/>
-        </w:rPr>
-        <w:t xml:space="preserve">*   Actively participated in Agile development cycles (Jira, daily standups) within a cross-functional team of 8, contributing to efficient software delivery.</w:t>
-      </w:r>
-    </w:p>
-    <w:p>
-      <w:pPr>
-        <w:spacing w:after="80"/>
-      </w:pPr>
-    </w:p>
-    <w:p>
-      <w:pPr>
-        <w:spacing w:after="60"/>
-      </w:pPr>
-      <w:r>
-        <w:rPr>
-          <w:sz w:val="22"/>
-          <w:szCs w:val="22"/>
-        </w:rPr>
-        <w:t xml:space="preserve">Undergraduate Research Assistant | UC Berkeley NLP Lab</w:t>
-      </w:r>
-    </w:p>
-    <w:p>
-      <w:pPr>
-        <w:spacing w:after="60"/>
-      </w:pPr>
-      <w:r>
-        <w:rPr>
-          <w:sz w:val="22"/>
-          <w:szCs w:val="22"/>
-        </w:rPr>
-        <w:t xml:space="preserve">January 2023 – May 2023 | Berkeley, CA</w:t>
-      </w:r>
-    </w:p>
-    <w:p>
-      <w:pPr>
-        <w:spacing w:after="60"/>
-      </w:pPr>
-      <w:r>
-        <w:rPr>
-          <w:sz w:val="22"/>
-          <w:szCs w:val="22"/>
-        </w:rPr>
-        <w:t xml:space="preserve">*   Automated a data preprocessing pipeline, significantly improving operational efficiency by reducing preparation time from 6 hours to under 30 minutes.</w:t>
+        <w:spacing w:after="80"/>
+      </w:pPr>
+    </w:p>
+    <w:p>
+      <w:pPr>
+        <w:spacing w:after="60"/>
+      </w:pPr>
+      <w:r>
+        <w:rPr>
+          <w:sz w:val="22"/>
+          <w:szCs w:val="22"/>
+        </w:rPr>
+        <w:t xml:space="preserve">Software Engineering Intern  |  DataBridge Inc.</w:t>
+      </w:r>
+    </w:p>
+    <w:p>
+      <w:pPr>
+        <w:spacing w:after="60"/>
+      </w:pPr>
+      <w:r>
+        <w:rPr>
+          <w:sz w:val="22"/>
+          <w:szCs w:val="22"/>
+        </w:rPr>
+        <w:t xml:space="preserve">June 2023 – August 2023  |  Remote</w:t>
+      </w:r>
+    </w:p>
+    <w:p>
+      <w:pPr>
+        <w:spacing w:after="60"/>
+      </w:pPr>
+      <w:r>
+        <w:rPr>
+          <w:sz w:val="22"/>
+          <w:szCs w:val="22"/>
+        </w:rPr>
+        <w:t xml:space="preserve">Engineered and deployed a FastAPI microservice for customer data ingestion, contributing to a reliable platform that reduced manual processing time by 60%.</w:t>
+      </w:r>
+    </w:p>
+    <w:p>
+      <w:pPr>
+        <w:spacing w:after="60"/>
+      </w:pPr>
+      <w:r>
+        <w:rPr>
+          <w:sz w:val="22"/>
+          <w:szCs w:val="22"/>
+        </w:rPr>
+        <w:t xml:space="preserve">Implemented unit and integration tests, achieving 85% code coverage, ensuring code quality and reliability within CI/CD processes.</w:t>
+      </w:r>
+    </w:p>
+    <w:p>
+      <w:pPr>
+        <w:spacing w:after="60"/>
+      </w:pPr>
+      <w:r>
+        <w:rPr>
+          <w:sz w:val="22"/>
+          <w:szCs w:val="22"/>
+        </w:rPr>
+        <w:t xml:space="preserve">Collaborated effectively in bi-weekly sprints using Jira to deliver robust features for platform infrastructure development.</w:t>
+      </w:r>
+    </w:p>
+    <w:p>
+      <w:pPr>
+        <w:spacing w:after="80"/>
+      </w:pPr>
+    </w:p>
+    <w:p>
+      <w:pPr>
+        <w:spacing w:after="60"/>
+      </w:pPr>
+      <w:r>
+        <w:rPr>
+          <w:sz w:val="22"/>
+          <w:szCs w:val="22"/>
+        </w:rPr>
+        <w:t xml:space="preserve">Undergraduate Research Assistant  |  UC Berkeley NLP Lab</w:t>
+      </w:r>
+    </w:p>
+    <w:p>
+      <w:pPr>
+        <w:spacing w:after="60"/>
+      </w:pPr>
+      <w:r>
+        <w:rPr>
+          <w:sz w:val="22"/>
+          <w:szCs w:val="22"/>
+        </w:rPr>
+        <w:t xml:space="preserve">January 2023 – May 2023  |  Berkeley, CA</w:t>
+      </w:r>
+    </w:p>
+    <w:p>
+      <w:pPr>
+        <w:spacing w:after="60"/>
+      </w:pPr>
+      <w:r>
+        <w:rPr>
+          <w:sz w:val="22"/>
+          <w:szCs w:val="22"/>
+        </w:rPr>
+        <w:t xml:space="preserve">Automated a data preprocessing pipeline using pandas and spaCy, reducing preparation time from 6 hours to under 30 minutes, thereby enhancing the reliability and efficiency of the research platform's data infrastructure.</w:t>
+      </w:r>
+    </w:p>
+    <w:p>
+      <w:pPr>
+        <w:spacing w:after="60"/>
+      </w:pPr>
+      <w:r>
+        <w:rPr>
+          <w:sz w:val="22"/>
+          <w:szCs w:val="22"/>
+        </w:rPr>
+        <w:t xml:space="preserve">Contributed to research paper draft and presented findings to 15 researchers, demonstrating clear technical communication skills.</w:t>
       </w:r>
     </w:p>
     <w:p>
@@ -262,67 +301,84 @@
     </w:p>
     <w:p>
       <w:pPr>
-        <w:spacing w:after="60"/>
-      </w:pPr>
-      <w:r>
-        <w:rPr>
-          <w:sz w:val="22"/>
-          <w:szCs w:val="22"/>
-        </w:rPr>
-        <w:t xml:space="preserve">JobTracker — Full Stack Web App github.com/alexmorgan/jobtracker</w:t>
-      </w:r>
-    </w:p>
-    <w:p>
-      <w:pPr>
-        <w:spacing w:after="60"/>
-      </w:pPr>
-      <w:r>
-        <w:rPr>
-          <w:sz w:val="22"/>
-          <w:szCs w:val="22"/>
-        </w:rPr>
-        <w:t xml:space="preserve">*   Engineered a full-stack application (React, Node.js, PostgreSQL) demonstrating end-to-end system development.</w:t>
-      </w:r>
-    </w:p>
-    <w:p>
-      <w:pPr>
-        <w:spacing w:after="60"/>
-      </w:pPr>
-      <w:r>
-        <w:rPr>
-          <w:sz w:val="22"/>
-          <w:szCs w:val="22"/>
-        </w:rPr>
-        <w:t xml:space="preserve">*   Implemented automated CI/CD pipelines using GitHub Actions for seamless deployment to AWS EC2, including Nginx for traffic management, ensuring system reliability and availability.</w:t>
-      </w:r>
-    </w:p>
-    <w:p>
-      <w:pPr>
-        <w:spacing w:after="80"/>
-      </w:pPr>
-    </w:p>
-    <w:p>
-      <w:pPr>
-        <w:spacing w:after="60"/>
-      </w:pPr>
-      <w:r>
-        <w:rPr>
-          <w:sz w:val="22"/>
-          <w:szCs w:val="22"/>
-        </w:rPr>
-        <w:t xml:space="preserve">SentimentLens — ML Pipeline github.com/alexmorgan/sentimentlens</w:t>
-      </w:r>
-    </w:p>
-    <w:p>
-      <w:pPr>
-        <w:spacing w:after="60"/>
-      </w:pPr>
-      <w:r>
-        <w:rPr>
-          <w:sz w:val="22"/>
-          <w:szCs w:val="22"/>
-        </w:rPr>
-        <w:t xml:space="preserve">*   Containerized an inference API using Docker, demonstrating experience with scalable service deployment and management.</w:t>
+        <w:spacing w:after="80"/>
+      </w:pPr>
+    </w:p>
+    <w:p>
+      <w:pPr>
+        <w:spacing w:after="60"/>
+      </w:pPr>
+      <w:r>
+        <w:rPr>
+          <w:sz w:val="22"/>
+          <w:szCs w:val="22"/>
+        </w:rPr>
+        <w:t xml:space="preserve">JobTracker — Full Stack Web App  github.com/alexmorgan/jobtracker</w:t>
+      </w:r>
+    </w:p>
+    <w:p>
+      <w:pPr>
+        <w:spacing w:after="60"/>
+      </w:pPr>
+      <w:r>
+        <w:rPr>
+          <w:sz w:val="22"/>
+          <w:szCs w:val="22"/>
+        </w:rPr>
+        <w:t xml:space="preserve">Architected and deployed a full-stack web application, managing backend PostgreSQL database and secure API services.</w:t>
+      </w:r>
+    </w:p>
+    <w:p>
+      <w:pPr>
+        <w:spacing w:after="60"/>
+      </w:pPr>
+      <w:r>
+        <w:rPr>
+          <w:sz w:val="22"/>
+          <w:szCs w:val="22"/>
+        </w:rPr>
+        <w:t xml:space="preserve">Implemented JWT-based authentication and role-based access control, enhancing platform security and integrity.</w:t>
+      </w:r>
+    </w:p>
+    <w:p>
+      <w:pPr>
+        <w:spacing w:after="60"/>
+      </w:pPr>
+      <w:r>
+        <w:rPr>
+          <w:sz w:val="22"/>
+          <w:szCs w:val="22"/>
+        </w:rPr>
+        <w:t xml:space="preserve">Deployed the application on AWS EC2 with Nginx reverse proxy, automating CI/CD pipelines via GitHub Actions for continuous delivery and platform reliability.</w:t>
+      </w:r>
+    </w:p>
+    <w:p>
+      <w:pPr>
+        <w:spacing w:after="80"/>
+      </w:pPr>
+    </w:p>
+    <w:p>
+      <w:pPr>
+        <w:spacing w:after="60"/>
+      </w:pPr>
+      <w:r>
+        <w:rPr>
+          <w:sz w:val="22"/>
+          <w:szCs w:val="22"/>
+        </w:rPr>
+        <w:t xml:space="preserve">SentimentLens — ML Pipeline  github.com/alexmorgan/sentimentlens</w:t>
+      </w:r>
+    </w:p>
+    <w:p>
+      <w:pPr>
+        <w:spacing w:after="60"/>
+      </w:pPr>
+      <w:r>
+        <w:rPr>
+          <w:sz w:val="22"/>
+          <w:szCs w:val="22"/>
+        </w:rPr>
+        <w:t xml:space="preserve">Containerized a machine learning inference service with Docker, exposing it via a FastAPI endpoint, demonstrating microservice deployment expertise.</w:t>
       </w:r>
     </w:p>
     <w:p>
@@ -344,38 +400,43 @@
     </w:p>
     <w:p>
       <w:pPr>
-        <w:spacing w:after="60"/>
-      </w:pPr>
-      <w:r>
-        <w:rPr>
-          <w:sz w:val="22"/>
-          <w:szCs w:val="22"/>
-        </w:rPr>
-        <w:t xml:space="preserve">University of California, Berkeley — B.S. Computer Science</w:t>
-      </w:r>
-    </w:p>
-    <w:p>
-      <w:pPr>
-        <w:spacing w:after="60"/>
-      </w:pPr>
-      <w:r>
-        <w:rPr>
-          <w:sz w:val="22"/>
-          <w:szCs w:val="22"/>
-        </w:rPr>
-        <w:t xml:space="preserve">Graduated May 2024 | GPA: 3.7 / 4.0 | Dean's List (4 semesters)</w:t>
-      </w:r>
-    </w:p>
-    <w:p>
-      <w:pPr>
-        <w:spacing w:after="60"/>
-      </w:pPr>
-      <w:r>
-        <w:rPr>
-          <w:sz w:val="22"/>
-          <w:szCs w:val="22"/>
-        </w:rPr>
-        <w:t xml:space="preserve">Relevant Coursework: Data Structures &amp; Algorithms, Operating Systems, Distributed Systems, Database Systems, Computer Networks</w:t>
+        <w:spacing w:after="80"/>
+      </w:pPr>
+    </w:p>
+    <w:p>
+      <w:pPr>
+        <w:spacing w:after="60"/>
+      </w:pPr>
+      <w:r>
+        <w:rPr>
+          <w:sz w:val="22"/>
+          <w:szCs w:val="22"/>
+        </w:rPr>
+        <w:t xml:space="preserve">University of California, Berkeley  —  B.S. Computer Science</w:t>
+      </w:r>
+    </w:p>
+    <w:p>
+      <w:pPr>
+        <w:spacing w:after="60"/>
+      </w:pPr>
+      <w:r>
+        <w:rPr>
+          <w:sz w:val="22"/>
+          <w:szCs w:val="22"/>
+        </w:rPr>
+        <w:t xml:space="preserve">Graduated May 2024  |  GPA: 3.7 / 4.0  |  Dean's List (4 semesters)</w:t>
+      </w:r>
+    </w:p>
+    <w:p>
+      <w:pPr>
+        <w:spacing w:after="60"/>
+      </w:pPr>
+      <w:r>
+        <w:rPr>
+          <w:sz w:val="22"/>
+          <w:szCs w:val="22"/>
+        </w:rPr>
+        <w:t xml:space="preserve">Relevant Coursework: Data Structures &amp; Algorithms, Operating Systems, Distributed Systems, Machine Learning, Database Systems, Computer Networks</w:t>
       </w:r>
     </w:p>
     <w:p>
@@ -406,6 +467,11 @@
       <w:r>
         <w:t xml:space="preserve">CERTIFICATIONS &amp; ACTIVITIES</w:t>
       </w:r>
+    </w:p>
+    <w:p>
+      <w:pPr>
+        <w:spacing w:after="80"/>
+      </w:pPr>
     </w:p>
     <w:p>
       <w:pPr>

--- a/outputs/resume_devops_platform_engineer_nexus_systems_4.docx
+++ b/outputs/resume_devops_platform_engineer_nexus_systems_4.docx
@@ -28,7 +28,7 @@
           <w:sz w:val="22"/>
           <w:szCs w:val="22"/>
         </w:rPr>
-        <w:t xml:space="preserve">San Francisco, CA  •  alex.morgan@email.com  •  (415) 555-0182  •  github.com/alexmorgan  •  linkedin.com/in/alexmorgan</w:t>
+        <w:t xml:space="preserve">San Francisco, CA • alex.morgan@email.com • (415) 555-0182 • github.com/alexmorgan • linkedin.com/in/alexmorgan</w:t>
       </w:r>
     </w:p>
     <w:p>
@@ -62,7 +62,7 @@
           <w:sz w:val="22"/>
           <w:szCs w:val="22"/>
         </w:rPr>
-        <w:t xml:space="preserve">Results-oriented Computer Science graduate with hands-on experience building and maintaining robust cloud infrastructure. Seeking a DevOps / Platform Engineer role at Nexus Systems to drive platform reliability at scale. Proven ability to own CI/CD pipelines, manage cloud resources (AWS, Docker, Terraform), and contribute to an effective observability stack.</w:t>
+        <w:t xml:space="preserve">Detail-oriented Computer Science graduate with hands-on experience in building and maintaining cloud infrastructure and optimizing CI/CD pipelines. Seeking a DevOps / Platform Engineer role to contribute to ensuring platform reliability at scale. Possesses a foundational understanding of observability stacks and robust system design.</w:t>
       </w:r>
     </w:p>
     <w:p>
@@ -96,55 +96,135 @@
           <w:sz w:val="22"/>
           <w:szCs w:val="22"/>
         </w:rPr>
-        <w:t xml:space="preserve">Cloud &amp; Infrastructure: AWS (EC2, S3, Lambda), Docker, Terraform, Linux</w:t>
-      </w:r>
-    </w:p>
-    <w:p>
-      <w:pPr>
-        <w:spacing w:after="60"/>
-      </w:pPr>
-      <w:r>
-        <w:rPr>
-          <w:sz w:val="22"/>
-          <w:szCs w:val="22"/>
-        </w:rPr>
-        <w:t xml:space="preserve">CI/CD &amp; Version Control: GitHub Actions, Git</w:t>
-      </w:r>
-    </w:p>
-    <w:p>
-      <w:pPr>
-        <w:spacing w:after="60"/>
-      </w:pPr>
-      <w:r>
-        <w:rPr>
-          <w:sz w:val="22"/>
-          <w:szCs w:val="22"/>
-        </w:rPr>
-        <w:t xml:space="preserve">Languages &amp; Scripting: Python, Bash, SQL</w:t>
-      </w:r>
-    </w:p>
-    <w:p>
-      <w:pPr>
-        <w:spacing w:after="60"/>
-      </w:pPr>
-      <w:r>
-        <w:rPr>
-          <w:sz w:val="22"/>
-          <w:szCs w:val="22"/>
-        </w:rPr>
-        <w:t xml:space="preserve">Databases: PostgreSQL, MySQL, Redis</w:t>
-      </w:r>
-    </w:p>
-    <w:p>
-      <w:pPr>
-        <w:spacing w:after="60"/>
-      </w:pPr>
-      <w:r>
-        <w:rPr>
-          <w:sz w:val="22"/>
-          <w:szCs w:val="22"/>
-        </w:rPr>
-        <w:t xml:space="preserve">Tools: Jira, VS Code</w:t>
+        <w:t xml:space="preserve">Cloud &amp; DevOps</w:t>
+      </w:r>
+    </w:p>
+    <w:p>
+      <w:pPr>
+        <w:spacing w:after="60"/>
+      </w:pPr>
+      <w:r>
+        <w:rPr>
+          <w:sz w:val="22"/>
+          <w:szCs w:val="22"/>
+        </w:rPr>
+        <w:t xml:space="preserve">AWS (EC2, S3, Lambda), Docker, GitHub Actions, Terraform</w:t>
+      </w:r>
+    </w:p>
+    <w:p>
+      <w:pPr>
+        <w:spacing w:after="80"/>
+      </w:pPr>
+    </w:p>
+    <w:p>
+      <w:pPr>
+        <w:spacing w:after="60"/>
+      </w:pPr>
+      <w:r>
+        <w:rPr>
+          <w:sz w:val="22"/>
+          <w:szCs w:val="22"/>
+        </w:rPr>
+        <w:t xml:space="preserve">Languages &amp; Scripting</w:t>
+      </w:r>
+    </w:p>
+    <w:p>
+      <w:pPr>
+        <w:spacing w:after="60"/>
+      </w:pPr>
+      <w:r>
+        <w:rPr>
+          <w:sz w:val="22"/>
+          <w:szCs w:val="22"/>
+        </w:rPr>
+        <w:t xml:space="preserve">Python, Bash, SQL, JavaScript</w:t>
+      </w:r>
+    </w:p>
+    <w:p>
+      <w:pPr>
+        <w:spacing w:after="80"/>
+      </w:pPr>
+    </w:p>
+    <w:p>
+      <w:pPr>
+        <w:spacing w:after="60"/>
+      </w:pPr>
+      <w:r>
+        <w:rPr>
+          <w:sz w:val="22"/>
+          <w:szCs w:val="22"/>
+        </w:rPr>
+        <w:t xml:space="preserve">Databases</w:t>
+      </w:r>
+    </w:p>
+    <w:p>
+      <w:pPr>
+        <w:spacing w:after="60"/>
+      </w:pPr>
+      <w:r>
+        <w:rPr>
+          <w:sz w:val="22"/>
+          <w:szCs w:val="22"/>
+        </w:rPr>
+        <w:t xml:space="preserve">PostgreSQL, MySQL, Redis</w:t>
+      </w:r>
+    </w:p>
+    <w:p>
+      <w:pPr>
+        <w:spacing w:after="80"/>
+      </w:pPr>
+    </w:p>
+    <w:p>
+      <w:pPr>
+        <w:spacing w:after="60"/>
+      </w:pPr>
+      <w:r>
+        <w:rPr>
+          <w:sz w:val="22"/>
+          <w:szCs w:val="22"/>
+        </w:rPr>
+        <w:t xml:space="preserve">Tools</w:t>
+      </w:r>
+    </w:p>
+    <w:p>
+      <w:pPr>
+        <w:spacing w:after="60"/>
+      </w:pPr>
+      <w:r>
+        <w:rPr>
+          <w:sz w:val="22"/>
+          <w:szCs w:val="22"/>
+        </w:rPr>
+        <w:t xml:space="preserve">Git, Linux, Jira</w:t>
+      </w:r>
+    </w:p>
+    <w:p>
+      <w:pPr>
+        <w:spacing w:after="80"/>
+      </w:pPr>
+    </w:p>
+    <w:p>
+      <w:pPr>
+        <w:spacing w:after="60"/>
+      </w:pPr>
+      <w:r>
+        <w:rPr>
+          <w:sz w:val="22"/>
+          <w:szCs w:val="22"/>
+        </w:rPr>
+        <w:t xml:space="preserve">Frameworks</w:t>
+      </w:r>
+    </w:p>
+    <w:p>
+      <w:pPr>
+        <w:spacing w:after="60"/>
+      </w:pPr>
+      <w:r>
+        <w:rPr>
+          <w:sz w:val="22"/>
+          <w:szCs w:val="22"/>
+        </w:rPr>
+        <w:t xml:space="preserve">Node.js, FastAPI</w:t>
       </w:r>
     </w:p>
     <w:p>
@@ -178,108 +258,108 @@
           <w:sz w:val="22"/>
           <w:szCs w:val="22"/>
         </w:rPr>
-        <w:t xml:space="preserve">Software Engineering Intern  |  DataBridge Inc.</w:t>
-      </w:r>
-    </w:p>
-    <w:p>
-      <w:pPr>
-        <w:spacing w:after="60"/>
-      </w:pPr>
-      <w:r>
-        <w:rPr>
-          <w:sz w:val="22"/>
-          <w:szCs w:val="22"/>
-        </w:rPr>
-        <w:t xml:space="preserve">June 2023 – August 2023  |  Remote</w:t>
-      </w:r>
-    </w:p>
-    <w:p>
-      <w:pPr>
-        <w:spacing w:after="60"/>
-      </w:pPr>
-      <w:r>
-        <w:rPr>
-          <w:sz w:val="22"/>
-          <w:szCs w:val="22"/>
-        </w:rPr>
-        <w:t xml:space="preserve">Engineered and deployed a FastAPI microservice for customer data ingestion, contributing to a reliable platform that reduced manual processing time by 60%.</w:t>
-      </w:r>
-    </w:p>
-    <w:p>
-      <w:pPr>
-        <w:spacing w:after="60"/>
-      </w:pPr>
-      <w:r>
-        <w:rPr>
-          <w:sz w:val="22"/>
-          <w:szCs w:val="22"/>
-        </w:rPr>
-        <w:t xml:space="preserve">Implemented unit and integration tests, achieving 85% code coverage, ensuring code quality and reliability within CI/CD processes.</w:t>
-      </w:r>
-    </w:p>
-    <w:p>
-      <w:pPr>
-        <w:spacing w:after="60"/>
-      </w:pPr>
-      <w:r>
-        <w:rPr>
-          <w:sz w:val="22"/>
-          <w:szCs w:val="22"/>
-        </w:rPr>
-        <w:t xml:space="preserve">Collaborated effectively in bi-weekly sprints using Jira to deliver robust features for platform infrastructure development.</w:t>
-      </w:r>
-    </w:p>
-    <w:p>
-      <w:pPr>
-        <w:spacing w:after="80"/>
-      </w:pPr>
-    </w:p>
-    <w:p>
-      <w:pPr>
-        <w:spacing w:after="60"/>
-      </w:pPr>
-      <w:r>
-        <w:rPr>
-          <w:sz w:val="22"/>
-          <w:szCs w:val="22"/>
-        </w:rPr>
-        <w:t xml:space="preserve">Undergraduate Research Assistant  |  UC Berkeley NLP Lab</w:t>
-      </w:r>
-    </w:p>
-    <w:p>
-      <w:pPr>
-        <w:spacing w:after="60"/>
-      </w:pPr>
-      <w:r>
-        <w:rPr>
-          <w:sz w:val="22"/>
-          <w:szCs w:val="22"/>
-        </w:rPr>
-        <w:t xml:space="preserve">January 2023 – May 2023  |  Berkeley, CA</w:t>
-      </w:r>
-    </w:p>
-    <w:p>
-      <w:pPr>
-        <w:spacing w:after="60"/>
-      </w:pPr>
-      <w:r>
-        <w:rPr>
-          <w:sz w:val="22"/>
-          <w:szCs w:val="22"/>
-        </w:rPr>
-        <w:t xml:space="preserve">Automated a data preprocessing pipeline using pandas and spaCy, reducing preparation time from 6 hours to under 30 minutes, thereby enhancing the reliability and efficiency of the research platform's data infrastructure.</w:t>
-      </w:r>
-    </w:p>
-    <w:p>
-      <w:pPr>
-        <w:spacing w:after="60"/>
-      </w:pPr>
-      <w:r>
-        <w:rPr>
-          <w:sz w:val="22"/>
-          <w:szCs w:val="22"/>
-        </w:rPr>
-        <w:t xml:space="preserve">Contributed to research paper draft and presented findings to 15 researchers, demonstrating clear technical communication skills.</w:t>
+        <w:t xml:space="preserve">Software Engineering Intern | DataBridge Inc.</w:t>
+      </w:r>
+    </w:p>
+    <w:p>
+      <w:pPr>
+        <w:spacing w:after="60"/>
+      </w:pPr>
+      <w:r>
+        <w:rPr>
+          <w:sz w:val="22"/>
+          <w:szCs w:val="22"/>
+        </w:rPr>
+        <w:t xml:space="preserve">June 2023 – August 2023 | Remote</w:t>
+      </w:r>
+    </w:p>
+    <w:p>
+      <w:pPr>
+        <w:spacing w:after="60"/>
+      </w:pPr>
+      <w:r>
+        <w:rPr>
+          <w:sz w:val="22"/>
+          <w:szCs w:val="22"/>
+        </w:rPr>
+        <w:t xml:space="preserve">Designed and implemented a FastAPI microservice for data ingestion, optimizing platform data flow and reducing manual processing time by 60%, contributing to platform reliability.</w:t>
+      </w:r>
+    </w:p>
+    <w:p>
+      <w:pPr>
+        <w:spacing w:after="60"/>
+      </w:pPr>
+      <w:r>
+        <w:rPr>
+          <w:sz w:val="22"/>
+          <w:szCs w:val="22"/>
+        </w:rPr>
+        <w:t xml:space="preserve">Contributed to ensuring platform stability by achieving 85% code coverage with unit and integration tests for critical backend services.</w:t>
+      </w:r>
+    </w:p>
+    <w:p>
+      <w:pPr>
+        <w:spacing w:after="60"/>
+      </w:pPr>
+      <w:r>
+        <w:rPr>
+          <w:sz w:val="22"/>
+          <w:szCs w:val="22"/>
+        </w:rPr>
+        <w:t xml:space="preserve">Collaborated in bi-weekly sprints using Jira to iteratively deliver robust platform features.</w:t>
+      </w:r>
+    </w:p>
+    <w:p>
+      <w:pPr>
+        <w:spacing w:after="80"/>
+      </w:pPr>
+    </w:p>
+    <w:p>
+      <w:pPr>
+        <w:spacing w:after="60"/>
+      </w:pPr>
+      <w:r>
+        <w:rPr>
+          <w:sz w:val="22"/>
+          <w:szCs w:val="22"/>
+        </w:rPr>
+        <w:t xml:space="preserve">Undergraduate Research Assistant | UC Berkeley NLP Lab</w:t>
+      </w:r>
+    </w:p>
+    <w:p>
+      <w:pPr>
+        <w:spacing w:after="60"/>
+      </w:pPr>
+      <w:r>
+        <w:rPr>
+          <w:sz w:val="22"/>
+          <w:szCs w:val="22"/>
+        </w:rPr>
+        <w:t xml:space="preserve">January 2023 – May 2023 | Berkeley, CA</w:t>
+      </w:r>
+    </w:p>
+    <w:p>
+      <w:pPr>
+        <w:spacing w:after="60"/>
+      </w:pPr>
+      <w:r>
+        <w:rPr>
+          <w:sz w:val="22"/>
+          <w:szCs w:val="22"/>
+        </w:rPr>
+        <w:t xml:space="preserve">Automated a complex data preprocessing pipeline using pandas and spaCy, significantly cutting data preparation time from 6 hours to under 30 minutes, enhancing research efficiency and reproducibility.</w:t>
+      </w:r>
+    </w:p>
+    <w:p>
+      <w:pPr>
+        <w:spacing w:after="60"/>
+      </w:pPr>
+      <w:r>
+        <w:rPr>
+          <w:sz w:val="22"/>
+          <w:szCs w:val="22"/>
+        </w:rPr>
+        <w:t xml:space="preserve">Managed and processed a custom dataset of 50K samples for model training, demonstrating experience with data infrastructure components.</w:t>
       </w:r>
     </w:p>
     <w:p>
@@ -313,72 +393,72 @@
           <w:sz w:val="22"/>
           <w:szCs w:val="22"/>
         </w:rPr>
-        <w:t xml:space="preserve">JobTracker — Full Stack Web App  github.com/alexmorgan/jobtracker</w:t>
-      </w:r>
-    </w:p>
-    <w:p>
-      <w:pPr>
-        <w:spacing w:after="60"/>
-      </w:pPr>
-      <w:r>
-        <w:rPr>
-          <w:sz w:val="22"/>
-          <w:szCs w:val="22"/>
-        </w:rPr>
-        <w:t xml:space="preserve">Architected and deployed a full-stack web application, managing backend PostgreSQL database and secure API services.</w:t>
-      </w:r>
-    </w:p>
-    <w:p>
-      <w:pPr>
-        <w:spacing w:after="60"/>
-      </w:pPr>
-      <w:r>
-        <w:rPr>
-          <w:sz w:val="22"/>
-          <w:szCs w:val="22"/>
-        </w:rPr>
-        <w:t xml:space="preserve">Implemented JWT-based authentication and role-based access control, enhancing platform security and integrity.</w:t>
-      </w:r>
-    </w:p>
-    <w:p>
-      <w:pPr>
-        <w:spacing w:after="60"/>
-      </w:pPr>
-      <w:r>
-        <w:rPr>
-          <w:sz w:val="22"/>
-          <w:szCs w:val="22"/>
-        </w:rPr>
-        <w:t xml:space="preserve">Deployed the application on AWS EC2 with Nginx reverse proxy, automating CI/CD pipelines via GitHub Actions for continuous delivery and platform reliability.</w:t>
-      </w:r>
-    </w:p>
-    <w:p>
-      <w:pPr>
-        <w:spacing w:after="80"/>
-      </w:pPr>
-    </w:p>
-    <w:p>
-      <w:pPr>
-        <w:spacing w:after="60"/>
-      </w:pPr>
-      <w:r>
-        <w:rPr>
-          <w:sz w:val="22"/>
-          <w:szCs w:val="22"/>
-        </w:rPr>
-        <w:t xml:space="preserve">SentimentLens — ML Pipeline  github.com/alexmorgan/sentimentlens</w:t>
-      </w:r>
-    </w:p>
-    <w:p>
-      <w:pPr>
-        <w:spacing w:after="60"/>
-      </w:pPr>
-      <w:r>
-        <w:rPr>
-          <w:sz w:val="22"/>
-          <w:szCs w:val="22"/>
-        </w:rPr>
-        <w:t xml:space="preserve">Containerized a machine learning inference service with Docker, exposing it via a FastAPI endpoint, demonstrating microservice deployment expertise.</w:t>
+        <w:t xml:space="preserve">JobTracker — Full Stack Web App github.com/alexmorgan/jobtracker</w:t>
+      </w:r>
+    </w:p>
+    <w:p>
+      <w:pPr>
+        <w:spacing w:after="60"/>
+      </w:pPr>
+      <w:r>
+        <w:rPr>
+          <w:sz w:val="22"/>
+          <w:szCs w:val="22"/>
+        </w:rPr>
+        <w:t xml:space="preserve">Architected and deployed a web application on AWS EC2 with an Nginx reverse proxy, demonstrating hands-on experience with cloud infrastructure.</w:t>
+      </w:r>
+    </w:p>
+    <w:p>
+      <w:pPr>
+        <w:spacing w:after="60"/>
+      </w:pPr>
+      <w:r>
+        <w:rPr>
+          <w:sz w:val="22"/>
+          <w:szCs w:val="22"/>
+        </w:rPr>
+        <w:t xml:space="preserve">Implemented automated CI/CD pipelines using GitHub Actions for continuous deployment, ensuring reliable and efficient software delivery.</w:t>
+      </w:r>
+    </w:p>
+    <w:p>
+      <w:pPr>
+        <w:spacing w:after="80"/>
+      </w:pPr>
+    </w:p>
+    <w:p>
+      <w:pPr>
+        <w:spacing w:after="60"/>
+      </w:pPr>
+      <w:r>
+        <w:rPr>
+          <w:sz w:val="22"/>
+          <w:szCs w:val="22"/>
+        </w:rPr>
+        <w:t xml:space="preserve">SentimentLens — ML Pipeline github.com/alexmorgan/sentimentlens</w:t>
+      </w:r>
+    </w:p>
+    <w:p>
+      <w:pPr>
+        <w:spacing w:after="60"/>
+      </w:pPr>
+      <w:r>
+        <w:rPr>
+          <w:sz w:val="22"/>
+          <w:szCs w:val="22"/>
+        </w:rPr>
+        <w:t xml:space="preserve">Containerized an ML inference service using Docker, enabling portable and scalable deployment of platform components.</w:t>
+      </w:r>
+    </w:p>
+    <w:p>
+      <w:pPr>
+        <w:spacing w:after="60"/>
+      </w:pPr>
+      <w:r>
+        <w:rPr>
+          <w:sz w:val="22"/>
+          <w:szCs w:val="22"/>
+        </w:rPr>
+        <w:t xml:space="preserve">Developed a FastAPI endpoint to expose model inference, demonstrating API design for integration into broader systems.</w:t>
       </w:r>
     </w:p>
     <w:p>
@@ -412,31 +492,31 @@
           <w:sz w:val="22"/>
           <w:szCs w:val="22"/>
         </w:rPr>
-        <w:t xml:space="preserve">University of California, Berkeley  —  B.S. Computer Science</w:t>
-      </w:r>
-    </w:p>
-    <w:p>
-      <w:pPr>
-        <w:spacing w:after="60"/>
-      </w:pPr>
-      <w:r>
-        <w:rPr>
-          <w:sz w:val="22"/>
-          <w:szCs w:val="22"/>
-        </w:rPr>
-        <w:t xml:space="preserve">Graduated May 2024  |  GPA: 3.7 / 4.0  |  Dean's List (4 semesters)</w:t>
-      </w:r>
-    </w:p>
-    <w:p>
-      <w:pPr>
-        <w:spacing w:after="60"/>
-      </w:pPr>
-      <w:r>
-        <w:rPr>
-          <w:sz w:val="22"/>
-          <w:szCs w:val="22"/>
-        </w:rPr>
-        <w:t xml:space="preserve">Relevant Coursework: Data Structures &amp; Algorithms, Operating Systems, Distributed Systems, Machine Learning, Database Systems, Computer Networks</w:t>
+        <w:t xml:space="preserve">University of California, Berkeley — B.S. Computer Science</w:t>
+      </w:r>
+    </w:p>
+    <w:p>
+      <w:pPr>
+        <w:spacing w:after="60"/>
+      </w:pPr>
+      <w:r>
+        <w:rPr>
+          <w:sz w:val="22"/>
+          <w:szCs w:val="22"/>
+        </w:rPr>
+        <w:t xml:space="preserve">Graduated May 2024 | GPA: 3.7 / 4.0 | Dean's List (4 semesters)</w:t>
+      </w:r>
+    </w:p>
+    <w:p>
+      <w:pPr>
+        <w:spacing w:after="60"/>
+      </w:pPr>
+      <w:r>
+        <w:rPr>
+          <w:sz w:val="22"/>
+          <w:szCs w:val="22"/>
+        </w:rPr>
+        <w:t xml:space="preserve">Relevant Coursework: Data Structures &amp; Algorithms, Operating Systems, Distributed Systems, Database Systems, Computer Networks</w:t>
       </w:r>
     </w:p>
     <w:p>
@@ -507,18 +587,6 @@
           <w:szCs w:val="22"/>
         </w:rPr>
         <w:t xml:space="preserve">Open source contributor — submitted 3 merged PRs to FastAPI and Celery</w:t>
-      </w:r>
-    </w:p>
-    <w:p>
-      <w:pPr>
-        <w:spacing w:after="60"/>
-      </w:pPr>
-      <w:r>
-        <w:rPr>
-          <w:sz w:val="22"/>
-          <w:szCs w:val="22"/>
-        </w:rPr>
-        <w:t xml:space="preserve">Member, Berkeley Women in Tech (2021–2024)</w:t>
       </w:r>
     </w:p>
     <w:sectPr>
